--- a/a7/build/out/u5/A7 5.08 Converting Mass, Area and Volume - Additional Question Bank.docx
+++ b/a7/build/out/u5/A7 5.08 Converting Mass, Area and Volume - Additional Question Bank.docx
@@ -395,7 +395,7 @@
                 <w:color w:val="1A1A1A"/>
                 <w:sz w:val="22"/>
               </w:rPr>
-              <w:t>1 gal = 3.785 L. 12 gal to litres.</w:t>
+              <w:t>1 gal = 3.785 L. 12 gal to liters.</w:t>
             </w:r>
           </w:p>
           <w:p>
@@ -645,7 +645,7 @@
                 <w:color w:val="1A1A1A"/>
                 <w:sz w:val="22"/>
               </w:rPr>
-              <w:t>1 c = 8 fl oz and 1 c = 0.24 L. 40 fl oz to litres.</w:t>
+              <w:t>1 c = 8 fl oz and 1 c = 0.24 L. 40 fl oz to liters.</w:t>
             </w:r>
           </w:p>
           <w:p>
@@ -842,7 +842,7 @@
                 <w:color w:val="1A1A1A"/>
                 <w:sz w:val="22"/>
               </w:rPr>
-              <w:t xml:space="preserve"> in area. How many square centimetres is that?</w:t>
+              <w:t xml:space="preserve"> in area. How many square centimeters is that?</w:t>
             </w:r>
           </w:p>
           <w:p>

--- a/a7/build/out/u5/A7 5.08 Converting Mass, Area and Volume - Additional Question Bank.docx
+++ b/a7/build/out/u5/A7 5.08 Converting Mass, Area and Volume - Additional Question Bank.docx
@@ -245,13 +245,47 @@
               <w:t xml:space="preserve">1.   </w:t>
             </w:r>
             <w:r>
+              <w:drawing>
+                <wp:inline xmlns:a="http://schemas.openxmlformats.org/drawingml/2006/main" xmlns:pic="http://schemas.openxmlformats.org/drawingml/2006/picture">
+                  <wp:extent cx="923544" cy="152400"/>
+                  <wp:docPr id="1" name="Picture 1"/>
+                  <wp:cNvGraphicFramePr>
+                    <a:graphicFrameLocks noChangeAspect="1"/>
+                  </wp:cNvGraphicFramePr>
+                  <a:graphic>
+                    <a:graphicData uri="http://schemas.openxmlformats.org/drawingml/2006/picture">
+                      <pic:pic>
+                        <pic:nvPicPr>
+                          <pic:cNvPr id="0" name="5af2cfa9d33f5ee3.png"/>
+                          <pic:cNvPicPr/>
+                        </pic:nvPicPr>
+                        <pic:blipFill>
+                          <a:blip r:embed="rId9"/>
+                          <a:stretch>
+                            <a:fillRect/>
+                          </a:stretch>
+                        </pic:blipFill>
+                        <pic:spPr>
+                          <a:xfrm>
+                            <a:off x="0" y="0"/>
+                            <a:ext cx="923544" cy="152400"/>
+                          </a:xfrm>
+                          <a:prstGeom prst="rect"/>
+                        </pic:spPr>
+                      </pic:pic>
+                    </a:graphicData>
+                  </a:graphic>
+                </wp:inline>
+              </w:drawing>
+            </w:r>
+            <w:r>
               <w:rPr>
                 <w:b w:val="0"/>
                 <w:i w:val="0"/>
                 <w:color w:val="1A1A1A"/>
                 <w:sz w:val="22"/>
               </w:rPr>
-              <w:t>1 lb = 0.454 kg. 40 lb to kilograms.</w:t>
+              <w:t>. 40 lb to kilograms.</w:t>
             </w:r>
           </w:p>
           <w:p>
@@ -317,13 +351,47 @@
               <w:t xml:space="preserve">2.   </w:t>
             </w:r>
             <w:r>
+              <w:drawing>
+                <wp:inline xmlns:a="http://schemas.openxmlformats.org/drawingml/2006/main" xmlns:pic="http://schemas.openxmlformats.org/drawingml/2006/picture">
+                  <wp:extent cx="923544" cy="152400"/>
+                  <wp:docPr id="2" name="Picture 2"/>
+                  <wp:cNvGraphicFramePr>
+                    <a:graphicFrameLocks noChangeAspect="1"/>
+                  </wp:cNvGraphicFramePr>
+                  <a:graphic>
+                    <a:graphicData uri="http://schemas.openxmlformats.org/drawingml/2006/picture">
+                      <pic:pic>
+                        <pic:nvPicPr>
+                          <pic:cNvPr id="0" name="3c22950bb1bc3546.png"/>
+                          <pic:cNvPicPr/>
+                        </pic:nvPicPr>
+                        <pic:blipFill>
+                          <a:blip r:embed="rId10"/>
+                          <a:stretch>
+                            <a:fillRect/>
+                          </a:stretch>
+                        </pic:blipFill>
+                        <pic:spPr>
+                          <a:xfrm>
+                            <a:off x="0" y="0"/>
+                            <a:ext cx="923544" cy="152400"/>
+                          </a:xfrm>
+                          <a:prstGeom prst="rect"/>
+                        </pic:spPr>
+                      </pic:pic>
+                    </a:graphicData>
+                  </a:graphic>
+                </wp:inline>
+              </w:drawing>
+            </w:r>
+            <w:r>
               <w:rPr>
                 <w:b w:val="0"/>
                 <w:i w:val="0"/>
                 <w:color w:val="1A1A1A"/>
                 <w:sz w:val="22"/>
               </w:rPr>
-              <w:t>1 kg = 2.204 lb. 5 kg to pounds.</w:t>
+              <w:t>. 5 kg to pounds.</w:t>
             </w:r>
           </w:p>
           <w:p>
@@ -389,13 +457,47 @@
               <w:t xml:space="preserve">3.   </w:t>
             </w:r>
             <w:r>
+              <w:drawing>
+                <wp:inline xmlns:a="http://schemas.openxmlformats.org/drawingml/2006/main" xmlns:pic="http://schemas.openxmlformats.org/drawingml/2006/picture">
+                  <wp:extent cx="935736" cy="152400"/>
+                  <wp:docPr id="3" name="Picture 3"/>
+                  <wp:cNvGraphicFramePr>
+                    <a:graphicFrameLocks noChangeAspect="1"/>
+                  </wp:cNvGraphicFramePr>
+                  <a:graphic>
+                    <a:graphicData uri="http://schemas.openxmlformats.org/drawingml/2006/picture">
+                      <pic:pic>
+                        <pic:nvPicPr>
+                          <pic:cNvPr id="0" name="170d5a422b404c42.png"/>
+                          <pic:cNvPicPr/>
+                        </pic:nvPicPr>
+                        <pic:blipFill>
+                          <a:blip r:embed="rId11"/>
+                          <a:stretch>
+                            <a:fillRect/>
+                          </a:stretch>
+                        </pic:blipFill>
+                        <pic:spPr>
+                          <a:xfrm>
+                            <a:off x="0" y="0"/>
+                            <a:ext cx="935736" cy="152400"/>
+                          </a:xfrm>
+                          <a:prstGeom prst="rect"/>
+                        </pic:spPr>
+                      </pic:pic>
+                    </a:graphicData>
+                  </a:graphic>
+                </wp:inline>
+              </w:drawing>
+            </w:r>
+            <w:r>
               <w:rPr>
                 <w:b w:val="0"/>
                 <w:i w:val="0"/>
                 <w:color w:val="1A1A1A"/>
                 <w:sz w:val="22"/>
               </w:rPr>
-              <w:t>1 gal = 3.785 L. 12 gal to liters.</w:t>
+              <w:t>. 12 gal to liters.</w:t>
             </w:r>
           </w:p>
           <w:p>
@@ -461,13 +563,47 @@
               <w:t xml:space="preserve">4.   </w:t>
             </w:r>
             <w:r>
+              <w:drawing>
+                <wp:inline xmlns:a="http://schemas.openxmlformats.org/drawingml/2006/main" xmlns:pic="http://schemas.openxmlformats.org/drawingml/2006/picture">
+                  <wp:extent cx="932688" cy="152400"/>
+                  <wp:docPr id="4" name="Picture 4"/>
+                  <wp:cNvGraphicFramePr>
+                    <a:graphicFrameLocks noChangeAspect="1"/>
+                  </wp:cNvGraphicFramePr>
+                  <a:graphic>
+                    <a:graphicData uri="http://schemas.openxmlformats.org/drawingml/2006/picture">
+                      <pic:pic>
+                        <pic:nvPicPr>
+                          <pic:cNvPr id="0" name="3c4707d5ca057ff6.png"/>
+                          <pic:cNvPicPr/>
+                        </pic:nvPicPr>
+                        <pic:blipFill>
+                          <a:blip r:embed="rId12"/>
+                          <a:stretch>
+                            <a:fillRect/>
+                          </a:stretch>
+                        </pic:blipFill>
+                        <pic:spPr>
+                          <a:xfrm>
+                            <a:off x="0" y="0"/>
+                            <a:ext cx="932688" cy="152400"/>
+                          </a:xfrm>
+                          <a:prstGeom prst="rect"/>
+                        </pic:spPr>
+                      </pic:pic>
+                    </a:graphicData>
+                  </a:graphic>
+                </wp:inline>
+              </w:drawing>
+            </w:r>
+            <w:r>
               <w:rPr>
                 <w:b w:val="0"/>
                 <w:i w:val="0"/>
                 <w:color w:val="1A1A1A"/>
                 <w:sz w:val="22"/>
               </w:rPr>
-              <w:t>1 L = 0.264 gal. 50 L to gallons.</w:t>
+              <w:t>. 50 L to gallons.</w:t>
             </w:r>
           </w:p>
           <w:p>
@@ -548,13 +684,38 @@
               <w:t xml:space="preserve">5.   </w:t>
             </w:r>
             <w:r>
-              <w:rPr>
-                <w:b w:val="0"/>
-                <w:i w:val="0"/>
-                <w:color w:val="1A1A1A"/>
-                <w:sz w:val="22"/>
-              </w:rPr>
-              <w:t>1 yd = 3 ft. 7 yd</w:t>
+              <w:drawing>
+                <wp:inline xmlns:a="http://schemas.openxmlformats.org/drawingml/2006/main" xmlns:pic="http://schemas.openxmlformats.org/drawingml/2006/picture">
+                  <wp:extent cx="612648" cy="152400"/>
+                  <wp:docPr id="5" name="Picture 5"/>
+                  <wp:cNvGraphicFramePr>
+                    <a:graphicFrameLocks noChangeAspect="1"/>
+                  </wp:cNvGraphicFramePr>
+                  <a:graphic>
+                    <a:graphicData uri="http://schemas.openxmlformats.org/drawingml/2006/picture">
+                      <pic:pic>
+                        <pic:nvPicPr>
+                          <pic:cNvPr id="0" name="839b0e45ced0f362.png"/>
+                          <pic:cNvPicPr/>
+                        </pic:nvPicPr>
+                        <pic:blipFill>
+                          <a:blip r:embed="rId13"/>
+                          <a:stretch>
+                            <a:fillRect/>
+                          </a:stretch>
+                        </pic:blipFill>
+                        <pic:spPr>
+                          <a:xfrm>
+                            <a:off x="0" y="0"/>
+                            <a:ext cx="612648" cy="152400"/>
+                          </a:xfrm>
+                          <a:prstGeom prst="rect"/>
+                        </pic:spPr>
+                      </pic:pic>
+                    </a:graphicData>
+                  </a:graphic>
+                </wp:inline>
+              </w:drawing>
             </w:r>
             <w:r>
               <w:rPr>
@@ -562,9 +723,42 @@
                 <w:i w:val="0"/>
                 <w:color w:val="1A1A1A"/>
                 <w:sz w:val="22"/>
-                <w:vertAlign w:val="superscript"/>
               </w:rPr>
-              <w:t>2</w:t>
+              <w:t xml:space="preserve">. </w:t>
+            </w:r>
+            <w:r>
+              <w:drawing>
+                <wp:inline xmlns:a="http://schemas.openxmlformats.org/drawingml/2006/main" xmlns:pic="http://schemas.openxmlformats.org/drawingml/2006/picture">
+                  <wp:extent cx="320040" cy="176784"/>
+                  <wp:docPr id="6" name="Picture 6"/>
+                  <wp:cNvGraphicFramePr>
+                    <a:graphicFrameLocks noChangeAspect="1"/>
+                  </wp:cNvGraphicFramePr>
+                  <a:graphic>
+                    <a:graphicData uri="http://schemas.openxmlformats.org/drawingml/2006/picture">
+                      <pic:pic>
+                        <pic:nvPicPr>
+                          <pic:cNvPr id="0" name="1dcca64cc5389e7f.png"/>
+                          <pic:cNvPicPr/>
+                        </pic:nvPicPr>
+                        <pic:blipFill>
+                          <a:blip r:embed="rId14"/>
+                          <a:stretch>
+                            <a:fillRect/>
+                          </a:stretch>
+                        </pic:blipFill>
+                        <pic:spPr>
+                          <a:xfrm>
+                            <a:off x="0" y="0"/>
+                            <a:ext cx="320040" cy="176784"/>
+                          </a:xfrm>
+                          <a:prstGeom prst="rect"/>
+                        </pic:spPr>
+                      </pic:pic>
+                    </a:graphicData>
+                  </a:graphic>
+                </wp:inline>
+              </w:drawing>
             </w:r>
             <w:r>
               <w:rPr>
@@ -639,13 +833,90 @@
               <w:t xml:space="preserve">6.   </w:t>
             </w:r>
             <w:r>
+              <w:drawing>
+                <wp:inline xmlns:a="http://schemas.openxmlformats.org/drawingml/2006/main" xmlns:pic="http://schemas.openxmlformats.org/drawingml/2006/picture">
+                  <wp:extent cx="713232" cy="118872"/>
+                  <wp:docPr id="7" name="Picture 7"/>
+                  <wp:cNvGraphicFramePr>
+                    <a:graphicFrameLocks noChangeAspect="1"/>
+                  </wp:cNvGraphicFramePr>
+                  <a:graphic>
+                    <a:graphicData uri="http://schemas.openxmlformats.org/drawingml/2006/picture">
+                      <pic:pic>
+                        <pic:nvPicPr>
+                          <pic:cNvPr id="0" name="95c8d2f734606b03.png"/>
+                          <pic:cNvPicPr/>
+                        </pic:nvPicPr>
+                        <pic:blipFill>
+                          <a:blip r:embed="rId15"/>
+                          <a:stretch>
+                            <a:fillRect/>
+                          </a:stretch>
+                        </pic:blipFill>
+                        <pic:spPr>
+                          <a:xfrm>
+                            <a:off x="0" y="0"/>
+                            <a:ext cx="713232" cy="118872"/>
+                          </a:xfrm>
+                          <a:prstGeom prst="rect"/>
+                        </pic:spPr>
+                      </pic:pic>
+                    </a:graphicData>
+                  </a:graphic>
+                </wp:inline>
+              </w:drawing>
+            </w:r>
+            <w:r>
               <w:rPr>
                 <w:b w:val="0"/>
                 <w:i w:val="0"/>
                 <w:color w:val="1A1A1A"/>
                 <w:sz w:val="22"/>
               </w:rPr>
-              <w:t>1 c = 8 fl oz and 1 c = 0.24 L. 40 fl oz to liters.</w:t>
+              <w:t xml:space="preserve"> and </w:t>
+            </w:r>
+            <w:r>
+              <w:drawing>
+                <wp:inline xmlns:a="http://schemas.openxmlformats.org/drawingml/2006/main" xmlns:pic="http://schemas.openxmlformats.org/drawingml/2006/picture">
+                  <wp:extent cx="725424" cy="115824"/>
+                  <wp:docPr id="8" name="Picture 8"/>
+                  <wp:cNvGraphicFramePr>
+                    <a:graphicFrameLocks noChangeAspect="1"/>
+                  </wp:cNvGraphicFramePr>
+                  <a:graphic>
+                    <a:graphicData uri="http://schemas.openxmlformats.org/drawingml/2006/picture">
+                      <pic:pic>
+                        <pic:nvPicPr>
+                          <pic:cNvPr id="0" name="23517ced1c8ffbd7.png"/>
+                          <pic:cNvPicPr/>
+                        </pic:nvPicPr>
+                        <pic:blipFill>
+                          <a:blip r:embed="rId16"/>
+                          <a:stretch>
+                            <a:fillRect/>
+                          </a:stretch>
+                        </pic:blipFill>
+                        <pic:spPr>
+                          <a:xfrm>
+                            <a:off x="0" y="0"/>
+                            <a:ext cx="725424" cy="115824"/>
+                          </a:xfrm>
+                          <a:prstGeom prst="rect"/>
+                        </pic:spPr>
+                      </pic:pic>
+                    </a:graphicData>
+                  </a:graphic>
+                </wp:inline>
+              </w:drawing>
+            </w:r>
+            <w:r>
+              <w:rPr>
+                <w:b w:val="0"/>
+                <w:i w:val="0"/>
+                <w:color w:val="1A1A1A"/>
+                <w:sz w:val="22"/>
+              </w:rPr>
+              <w:t>. 40 fl oz to liters.</w:t>
             </w:r>
           </w:p>
           <w:p>
@@ -711,13 +982,38 @@
               <w:t xml:space="preserve">7.   </w:t>
             </w:r>
             <w:r>
-              <w:rPr>
-                <w:b w:val="0"/>
-                <w:i w:val="0"/>
-                <w:color w:val="1A1A1A"/>
-                <w:sz w:val="22"/>
-              </w:rPr>
-              <w:t>1 ft = 12 in. 4 ft</w:t>
+              <w:drawing>
+                <wp:inline xmlns:a="http://schemas.openxmlformats.org/drawingml/2006/main" xmlns:pic="http://schemas.openxmlformats.org/drawingml/2006/picture">
+                  <wp:extent cx="658368" cy="115824"/>
+                  <wp:docPr id="9" name="Picture 9"/>
+                  <wp:cNvGraphicFramePr>
+                    <a:graphicFrameLocks noChangeAspect="1"/>
+                  </wp:cNvGraphicFramePr>
+                  <a:graphic>
+                    <a:graphicData uri="http://schemas.openxmlformats.org/drawingml/2006/picture">
+                      <pic:pic>
+                        <pic:nvPicPr>
+                          <pic:cNvPr id="0" name="cc9a9baebce143e8.png"/>
+                          <pic:cNvPicPr/>
+                        </pic:nvPicPr>
+                        <pic:blipFill>
+                          <a:blip r:embed="rId17"/>
+                          <a:stretch>
+                            <a:fillRect/>
+                          </a:stretch>
+                        </pic:blipFill>
+                        <pic:spPr>
+                          <a:xfrm>
+                            <a:off x="0" y="0"/>
+                            <a:ext cx="658368" cy="115824"/>
+                          </a:xfrm>
+                          <a:prstGeom prst="rect"/>
+                        </pic:spPr>
+                      </pic:pic>
+                    </a:graphicData>
+                  </a:graphic>
+                </wp:inline>
+              </w:drawing>
             </w:r>
             <w:r>
               <w:rPr>
@@ -725,9 +1021,42 @@
                 <w:i w:val="0"/>
                 <w:color w:val="1A1A1A"/>
                 <w:sz w:val="22"/>
-                <w:vertAlign w:val="superscript"/>
               </w:rPr>
-              <w:t>3</w:t>
+              <w:t xml:space="preserve">. </w:t>
+            </w:r>
+            <w:r>
+              <w:drawing>
+                <wp:inline xmlns:a="http://schemas.openxmlformats.org/drawingml/2006/main" xmlns:pic="http://schemas.openxmlformats.org/drawingml/2006/picture">
+                  <wp:extent cx="256032" cy="143256"/>
+                  <wp:docPr id="10" name="Picture 10"/>
+                  <wp:cNvGraphicFramePr>
+                    <a:graphicFrameLocks noChangeAspect="1"/>
+                  </wp:cNvGraphicFramePr>
+                  <a:graphic>
+                    <a:graphicData uri="http://schemas.openxmlformats.org/drawingml/2006/picture">
+                      <pic:pic>
+                        <pic:nvPicPr>
+                          <pic:cNvPr id="0" name="8652e7a81b2fb05a.png"/>
+                          <pic:cNvPicPr/>
+                        </pic:nvPicPr>
+                        <pic:blipFill>
+                          <a:blip r:embed="rId18"/>
+                          <a:stretch>
+                            <a:fillRect/>
+                          </a:stretch>
+                        </pic:blipFill>
+                        <pic:spPr>
+                          <a:xfrm>
+                            <a:off x="0" y="0"/>
+                            <a:ext cx="256032" cy="143256"/>
+                          </a:xfrm>
+                          <a:prstGeom prst="rect"/>
+                        </pic:spPr>
+                      </pic:pic>
+                    </a:graphicData>
+                  </a:graphic>
+                </wp:inline>
+              </w:drawing>
             </w:r>
             <w:r>
               <w:rPr>
@@ -817,13 +1146,38 @@
               <w:t xml:space="preserve">8.   </w:t>
             </w:r>
             <w:r>
-              <w:rPr>
-                <w:b w:val="0"/>
-                <w:i w:val="0"/>
-                <w:color w:val="1A1A1A"/>
-                <w:sz w:val="22"/>
-              </w:rPr>
-              <w:t>1 m = 100 cm. A floor is 3 m</w:t>
+              <w:drawing>
+                <wp:inline xmlns:a="http://schemas.openxmlformats.org/drawingml/2006/main" xmlns:pic="http://schemas.openxmlformats.org/drawingml/2006/picture">
+                  <wp:extent cx="841248" cy="115824"/>
+                  <wp:docPr id="11" name="Picture 11"/>
+                  <wp:cNvGraphicFramePr>
+                    <a:graphicFrameLocks noChangeAspect="1"/>
+                  </wp:cNvGraphicFramePr>
+                  <a:graphic>
+                    <a:graphicData uri="http://schemas.openxmlformats.org/drawingml/2006/picture">
+                      <pic:pic>
+                        <pic:nvPicPr>
+                          <pic:cNvPr id="0" name="cd3e817c28580500.png"/>
+                          <pic:cNvPicPr/>
+                        </pic:nvPicPr>
+                        <pic:blipFill>
+                          <a:blip r:embed="rId19"/>
+                          <a:stretch>
+                            <a:fillRect/>
+                          </a:stretch>
+                        </pic:blipFill>
+                        <pic:spPr>
+                          <a:xfrm>
+                            <a:off x="0" y="0"/>
+                            <a:ext cx="841248" cy="115824"/>
+                          </a:xfrm>
+                          <a:prstGeom prst="rect"/>
+                        </pic:spPr>
+                      </pic:pic>
+                    </a:graphicData>
+                  </a:graphic>
+                </wp:inline>
+              </w:drawing>
             </w:r>
             <w:r>
               <w:rPr>
@@ -831,9 +1185,42 @@
                 <w:i w:val="0"/>
                 <w:color w:val="1A1A1A"/>
                 <w:sz w:val="22"/>
-                <w:vertAlign w:val="superscript"/>
               </w:rPr>
-              <w:t>2</w:t>
+              <w:t xml:space="preserve">. A floor is </w:t>
+            </w:r>
+            <w:r>
+              <w:drawing>
+                <wp:inline xmlns:a="http://schemas.openxmlformats.org/drawingml/2006/main" xmlns:pic="http://schemas.openxmlformats.org/drawingml/2006/picture">
+                  <wp:extent cx="280416" cy="143256"/>
+                  <wp:docPr id="12" name="Picture 12"/>
+                  <wp:cNvGraphicFramePr>
+                    <a:graphicFrameLocks noChangeAspect="1"/>
+                  </wp:cNvGraphicFramePr>
+                  <a:graphic>
+                    <a:graphicData uri="http://schemas.openxmlformats.org/drawingml/2006/picture">
+                      <pic:pic>
+                        <pic:nvPicPr>
+                          <pic:cNvPr id="0" name="4b17ab7972cf64f3.png"/>
+                          <pic:cNvPicPr/>
+                        </pic:nvPicPr>
+                        <pic:blipFill>
+                          <a:blip r:embed="rId20"/>
+                          <a:stretch>
+                            <a:fillRect/>
+                          </a:stretch>
+                        </pic:blipFill>
+                        <pic:spPr>
+                          <a:xfrm>
+                            <a:off x="0" y="0"/>
+                            <a:ext cx="280416" cy="143256"/>
+                          </a:xfrm>
+                          <a:prstGeom prst="rect"/>
+                        </pic:spPr>
+                      </pic:pic>
+                    </a:graphicData>
+                  </a:graphic>
+                </wp:inline>
+              </w:drawing>
             </w:r>
             <w:r>
               <w:rPr>
@@ -867,17 +1254,41 @@
                 <w:color w:val="1A1A1A"/>
                 <w:sz w:val="22"/>
               </w:rPr>
-              <w:t>A.  600 cm</w:t>
+              <w:t xml:space="preserve">A.  </w:t>
             </w:r>
             <w:r>
-              <w:rPr>
-                <w:b w:val="0"/>
-                <w:i w:val="0"/>
-                <w:color w:val="1A1A1A"/>
-                <w:sz w:val="22"/>
-                <w:vertAlign w:val="superscript"/>
-              </w:rPr>
-              <w:t>2</w:t>
+              <w:drawing>
+                <wp:inline xmlns:a="http://schemas.openxmlformats.org/drawingml/2006/main" xmlns:pic="http://schemas.openxmlformats.org/drawingml/2006/picture">
+                  <wp:extent cx="521207" cy="143256"/>
+                  <wp:docPr id="13" name="Picture 13"/>
+                  <wp:cNvGraphicFramePr>
+                    <a:graphicFrameLocks noChangeAspect="1"/>
+                  </wp:cNvGraphicFramePr>
+                  <a:graphic>
+                    <a:graphicData uri="http://schemas.openxmlformats.org/drawingml/2006/picture">
+                      <pic:pic>
+                        <pic:nvPicPr>
+                          <pic:cNvPr id="0" name="d5f29a8bcbf70723.png"/>
+                          <pic:cNvPicPr/>
+                        </pic:nvPicPr>
+                        <pic:blipFill>
+                          <a:blip r:embed="rId21"/>
+                          <a:stretch>
+                            <a:fillRect/>
+                          </a:stretch>
+                        </pic:blipFill>
+                        <pic:spPr>
+                          <a:xfrm>
+                            <a:off x="0" y="0"/>
+                            <a:ext cx="521207" cy="143256"/>
+                          </a:xfrm>
+                          <a:prstGeom prst="rect"/>
+                        </pic:spPr>
+                      </pic:pic>
+                    </a:graphicData>
+                  </a:graphic>
+                </wp:inline>
+              </w:drawing>
             </w:r>
           </w:p>
           <w:p>
@@ -902,17 +1313,41 @@
                 <w:color w:val="1A1A1A"/>
                 <w:sz w:val="22"/>
               </w:rPr>
-              <w:t>B.  10,000 cm</w:t>
+              <w:t xml:space="preserve">B.  </w:t>
             </w:r>
             <w:r>
-              <w:rPr>
-                <w:b w:val="0"/>
-                <w:i w:val="0"/>
-                <w:color w:val="1A1A1A"/>
-                <w:sz w:val="22"/>
-                <w:vertAlign w:val="superscript"/>
-              </w:rPr>
-              <w:t>2</w:t>
+              <w:drawing>
+                <wp:inline xmlns:a="http://schemas.openxmlformats.org/drawingml/2006/main" xmlns:pic="http://schemas.openxmlformats.org/drawingml/2006/picture">
+                  <wp:extent cx="713232" cy="164592"/>
+                  <wp:docPr id="14" name="Picture 14"/>
+                  <wp:cNvGraphicFramePr>
+                    <a:graphicFrameLocks noChangeAspect="1"/>
+                  </wp:cNvGraphicFramePr>
+                  <a:graphic>
+                    <a:graphicData uri="http://schemas.openxmlformats.org/drawingml/2006/picture">
+                      <pic:pic>
+                        <pic:nvPicPr>
+                          <pic:cNvPr id="0" name="4788ab1bfd2ac617.png"/>
+                          <pic:cNvPicPr/>
+                        </pic:nvPicPr>
+                        <pic:blipFill>
+                          <a:blip r:embed="rId22"/>
+                          <a:stretch>
+                            <a:fillRect/>
+                          </a:stretch>
+                        </pic:blipFill>
+                        <pic:spPr>
+                          <a:xfrm>
+                            <a:off x="0" y="0"/>
+                            <a:ext cx="713232" cy="164592"/>
+                          </a:xfrm>
+                          <a:prstGeom prst="rect"/>
+                        </pic:spPr>
+                      </pic:pic>
+                    </a:graphicData>
+                  </a:graphic>
+                </wp:inline>
+              </w:drawing>
             </w:r>
           </w:p>
           <w:p>
@@ -937,17 +1372,41 @@
                 <w:color w:val="1A1A1A"/>
                 <w:sz w:val="22"/>
               </w:rPr>
-              <w:t>C.  300 cm</w:t>
+              <w:t xml:space="preserve">C.  </w:t>
             </w:r>
             <w:r>
-              <w:rPr>
-                <w:b w:val="0"/>
-                <w:i w:val="0"/>
-                <w:color w:val="1A1A1A"/>
-                <w:sz w:val="22"/>
-                <w:vertAlign w:val="superscript"/>
-              </w:rPr>
-              <w:t>2</w:t>
+              <w:drawing>
+                <wp:inline xmlns:a="http://schemas.openxmlformats.org/drawingml/2006/main" xmlns:pic="http://schemas.openxmlformats.org/drawingml/2006/picture">
+                  <wp:extent cx="518160" cy="143256"/>
+                  <wp:docPr id="15" name="Picture 15"/>
+                  <wp:cNvGraphicFramePr>
+                    <a:graphicFrameLocks noChangeAspect="1"/>
+                  </wp:cNvGraphicFramePr>
+                  <a:graphic>
+                    <a:graphicData uri="http://schemas.openxmlformats.org/drawingml/2006/picture">
+                      <pic:pic>
+                        <pic:nvPicPr>
+                          <pic:cNvPr id="0" name="837ecea60f6745b4.png"/>
+                          <pic:cNvPicPr/>
+                        </pic:nvPicPr>
+                        <pic:blipFill>
+                          <a:blip r:embed="rId23"/>
+                          <a:stretch>
+                            <a:fillRect/>
+                          </a:stretch>
+                        </pic:blipFill>
+                        <pic:spPr>
+                          <a:xfrm>
+                            <a:off x="0" y="0"/>
+                            <a:ext cx="518160" cy="143256"/>
+                          </a:xfrm>
+                          <a:prstGeom prst="rect"/>
+                        </pic:spPr>
+                      </pic:pic>
+                    </a:graphicData>
+                  </a:graphic>
+                </wp:inline>
+              </w:drawing>
             </w:r>
           </w:p>
           <w:p>
@@ -972,17 +1431,41 @@
                 <w:color w:val="1A1A1A"/>
                 <w:sz w:val="22"/>
               </w:rPr>
-              <w:t>D.  30,000 cm</w:t>
+              <w:t xml:space="preserve">D.  </w:t>
             </w:r>
             <w:r>
-              <w:rPr>
-                <w:b w:val="0"/>
-                <w:i w:val="0"/>
-                <w:color w:val="1A1A1A"/>
-                <w:sz w:val="22"/>
-                <w:vertAlign w:val="superscript"/>
-              </w:rPr>
-              <w:t>2</w:t>
+              <w:drawing>
+                <wp:inline xmlns:a="http://schemas.openxmlformats.org/drawingml/2006/main" xmlns:pic="http://schemas.openxmlformats.org/drawingml/2006/picture">
+                  <wp:extent cx="725424" cy="164592"/>
+                  <wp:docPr id="16" name="Picture 16"/>
+                  <wp:cNvGraphicFramePr>
+                    <a:graphicFrameLocks noChangeAspect="1"/>
+                  </wp:cNvGraphicFramePr>
+                  <a:graphic>
+                    <a:graphicData uri="http://schemas.openxmlformats.org/drawingml/2006/picture">
+                      <pic:pic>
+                        <pic:nvPicPr>
+                          <pic:cNvPr id="0" name="4e8613243d63b783.png"/>
+                          <pic:cNvPicPr/>
+                        </pic:nvPicPr>
+                        <pic:blipFill>
+                          <a:blip r:embed="rId24"/>
+                          <a:stretch>
+                            <a:fillRect/>
+                          </a:stretch>
+                        </pic:blipFill>
+                        <pic:spPr>
+                          <a:xfrm>
+                            <a:off x="0" y="0"/>
+                            <a:ext cx="725424" cy="164592"/>
+                          </a:xfrm>
+                          <a:prstGeom prst="rect"/>
+                        </pic:spPr>
+                      </pic:pic>
+                    </a:graphicData>
+                  </a:graphic>
+                </wp:inline>
+              </w:drawing>
             </w:r>
           </w:p>
           <w:p>
